--- a/docs/competition/IBEC/submission/03_Supplementary_Materials/OmicHub_BioOps_Supplementary_Materials.docx
+++ b/docs/competition/IBEC/submission/03_Supplementary_Materials/OmicHub_BioOps_Supplementary_Materials.docx
@@ -11,7 +11,7 @@
           <w:bCs/>
           <w:b/>
         </w:rPr>
-        <w:t xml:space="preserve">Supplementary Materials — OmicHub BioOps</w:t>
+        <w:t xml:space="preserve">Supplementary Materials — CygnusX</w:t>
       </w:r>
       <w:r>
         <w:br/>
@@ -59,7 +59,7 @@
               <w:jc w:val="left"/>
             </w:pPr>
             <w:r>
-              <w:t xml:space="preserve">OmicHub BioOps: Auditable Agent</w:t>
+              <w:t xml:space="preserve">CygnusX: Auditable Agent</w:t>
             </w:r>
             <w:r>
               <w:t xml:space="preserve"> </w:t>
@@ -94,7 +94,7 @@
                 <w:bCs/>
                 <w:b/>
               </w:rPr>
-              <w:t xml:space="preserve">Team Name</w:t>
+              <w:t xml:space="preserve">Team ID</w:t>
             </w:r>
           </w:p>
         </w:tc>
@@ -109,7 +109,40 @@
               <w:rPr>
                 <w:rStyle w:val="VerbatimChar"/>
               </w:rPr>
-              <w:t xml:space="preserve">[Team name]</w:t>
+              <w:t xml:space="preserve">IBEC26-35</w:t>
+            </w:r>
+          </w:p>
+        </w:tc>
+      </w:tr>
+      <w:tr>
+        <w:tc>
+          <w:tcPr/>
+          <w:p>
+            <w:pPr>
+              <w:pStyle w:val="Compact"/>
+              <w:jc w:val="left"/>
+            </w:pPr>
+            <w:r>
+              <w:rPr>
+                <w:bCs/>
+                <w:b/>
+              </w:rPr>
+              <w:t xml:space="preserve">Team Name</w:t>
+            </w:r>
+          </w:p>
+        </w:tc>
+        <w:tc>
+          <w:tcPr/>
+          <w:p>
+            <w:pPr>
+              <w:pStyle w:val="Compact"/>
+              <w:jc w:val="left"/>
+            </w:pPr>
+            <w:r>
+              <w:rPr>
+                <w:rStyle w:val="VerbatimChar"/>
+              </w:rPr>
+              <w:t xml:space="preserve">CygnusX</w:t>
             </w:r>
           </w:p>
         </w:tc>
@@ -139,16 +172,7 @@
               <w:jc w:val="left"/>
             </w:pPr>
             <w:r>
-              <w:t xml:space="preserve">OmicHub / Huazhong Agricultural University</w:t>
-            </w:r>
-            <w:r>
-              <w:t xml:space="preserve"> </w:t>
-            </w:r>
-            <w:r>
-              <w:rPr>
-                <w:rStyle w:val="VerbatimChar"/>
-              </w:rPr>
-              <w:t xml:space="preserve">[confirm official institution string]</w:t>
+              <w:t xml:space="preserve">Huazhong Agricultural University</w:t>
             </w:r>
           </w:p>
         </w:tc>
@@ -217,10 +241,7 @@
               <w:jc w:val="left"/>
             </w:pPr>
             <w:r>
-              <w:rPr>
-                <w:rStyle w:val="VerbatimChar"/>
-              </w:rPr>
-              <w:t xml:space="preserve">[If applicable]</w:t>
+              <w:t xml:space="preserve">Bioinformatics Platform</w:t>
             </w:r>
           </w:p>
         </w:tc>
@@ -270,7 +291,15 @@
         <w:pStyle w:val="FirstParagraph"/>
       </w:pPr>
       <w:r>
-        <w:t xml:space="preserve">This package supports the claims made in the project report and technical abstract. It contains: (1) the OmicHub BioOps application source (backend, frontend, pipeline modules); (2) declarative configuration for agents, Skills, and analysis pipelines; (3) contract/unit tests for the controlled-execution base; (4) screenshots of the platform interfaces (form-based submission, Skill marketplace, agent workspace, delivery README and verification report); (5) de-identified demonstration datasets and result archives for the reference bulk RNA-seq scenario. Every quantitative claim in the report maps to a section below.</w:t>
+        <w:t xml:space="preserve">This package supports the claims made in the project report and technical abstract. It contains: (1) the CygnusX application source (backend, frontend, pipeline modules); (2) declarative configuration for agents, Skills, and analysis pipelines; (3) contract/unit tests for the controlled-execution base; (4) screenshots of the platform interfaces (form-based submission, Skill library, agent workspace, delivery README and verification report); (5) de-identified demonstration datasets and result archives for the reference bulk RNA-seq scenario. Every quantitative claim in the report maps to a section below.</w:t>
+      </w:r>
+    </w:p>
+    <w:p>
+      <w:pPr>
+        <w:pStyle w:val="BodyText"/>
+      </w:pPr>
+      <w:r>
+        <w:t xml:space="preserve">The platform vision starts from a research phenomenon and progressively organizes a verifiable computational experiment: research question computational experiment evidence chain human review experimental validation. The current package demonstrates the Reliable Workflow and controlled-delivery foundation. Goal-oriented discovery is a roadmap direction, not a current delivery claim; model-generated hypotheses do not replace expert judgment or experimental validation.</w:t>
       </w:r>
     </w:p>
     <w:bookmarkEnd w:id="20"/>
@@ -327,7 +356,7 @@
         <w:rPr>
           <w:rStyle w:val="VerbatimChar"/>
         </w:rPr>
-        <w:t xml:space="preserve">  code/            # OmicHub BioOps repository (src/cygnusx, frontend, pipelines)</w:t>
+        <w:t xml:space="preserve">  code/            # CygnusX repository (src/cygnusx, frontend, pipelines)</w:t>
       </w:r>
       <w:r>
         <w:br/>
@@ -773,7 +802,7 @@
         </w:numPr>
       </w:pPr>
       <w:r>
-        <w:t xml:space="preserve">Access restrictions: demonstration data only; original laboratory data are not redistributed (private-deployment model keeps customer data in place).</w:t>
+        <w:t xml:space="preserve">Access restrictions: demonstration data only; original laboratory data are not redistributed (private-deployment model keeps research data in place).</w:t>
       </w:r>
     </w:p>
     <w:bookmarkEnd w:id="23"/>
@@ -868,7 +897,7 @@
         <w:t xml:space="preserve">figures/</w:t>
       </w:r>
       <w:r>
-        <w:t xml:space="preserve">): (F1) web form submission with parameter whitelist; (F2) Skill marketplace (Analysis category, 36 analysis Skills); (F3) domain-agent workspace (RNA-seq analyst) with structured conclusions and delivery document; (F4) project history page and evidence timeline.</w:t>
+        <w:t xml:space="preserve">): (F1) web form submission with parameter whitelist; (F2) Skill library (Analysis category, 36 analysis Skills); (F3) domain-agent workspace (RNA-seq analyst) with structured conclusions and delivery document; (F4) project history page and evidence timeline.</w:t>
       </w:r>
     </w:p>
     <w:p>
@@ -941,7 +970,7 @@
         <w:t xml:space="preserve"> </w:t>
       </w:r>
       <w:r>
-        <w:t xml:space="preserve">measured as human operation and waiting time; the platform-in-production facts (v0.1.0 at HZAU, 29 services, 227 modules, 38 Skills) correspond to the repository inventory in</w:t>
+        <w:t xml:space="preserve">measured as human operation and waiting time; the platform-in-use facts (v0.1.0 at HZAU, 29 services, 227 modules, 38 Skills) correspond to the repository inventory in</w:t>
       </w:r>
       <w:r>
         <w:t xml:space="preserve"> </w:t>
@@ -953,7 +982,7 @@
         <w:t xml:space="preserve">code/</w:t>
       </w:r>
       <w:r>
-        <w:t xml:space="preserve">.</w:t>
+        <w:t xml:space="preserve">. These are research-engineering estimates, not universal performance claims.</w:t>
       </w:r>
     </w:p>
     <w:bookmarkEnd w:id="24"/>
